--- a/Process_and_Decision_Documentation.docx
+++ b/Process_and_Decision_Documentation.docx
@@ -25,7 +25,7 @@
         <w:rPr>
           <w:lang w:val="en-US"/>
         </w:rPr>
-        <w:t>Role: Setting up Visual Studio Code and connecting it to Github</w:t>
+        <w:t>Process Overview</w:t>
       </w:r>
     </w:p>
     <w:p>
@@ -35,10 +35,43 @@
         </w:rPr>
       </w:pPr>
       <w:r>
-        <w:rPr>
-          <w:lang w:val="en-US"/>
-        </w:rPr>
-        <w:t>Process Overview</w:t>
+        <w:t xml:space="preserve">The project began by building gravity and collision detection, allowing a circle character to navigate a </w:t>
+      </w:r>
+      <w:r>
+        <w:t>space</w:t>
+      </w:r>
+      <w:r>
+        <w:t xml:space="preserve">. </w:t>
+      </w:r>
+      <w:r>
+        <w:t>T</w:t>
+      </w:r>
+      <w:r>
+        <w:t>he core "Anxiety" theme</w:t>
+      </w:r>
+      <w:r>
+        <w:t xml:space="preserve"> was then integrated</w:t>
+      </w:r>
+      <w:r>
+        <w:t>, where climbing higher triggers visual stress effects—shifting the color palette from calm blue to panic purple and making the screen shake violently</w:t>
+      </w:r>
+      <w:r>
+        <w:t xml:space="preserve"> with words that would become more aggressive the more anxiety you have</w:t>
+      </w:r>
+      <w:r>
+        <w:t xml:space="preserve">. To balance this tension, collectible </w:t>
+      </w:r>
+      <w:r>
+        <w:t>items (chamomile tea)</w:t>
+      </w:r>
+      <w:r>
+        <w:t xml:space="preserve"> to calm the </w:t>
+      </w:r>
+      <w:r>
+        <w:t>anxiety emotion</w:t>
+      </w:r>
+      <w:r>
+        <w:t xml:space="preserve"> and a fall damage mechanic to create real stakes for missing a jump. We expanded the world using a vertical camera system and randomized level generation to ensure a unique tower every time. Finally, the experience was polished with a start screen, a victory portal, and exponential math to make the rising anxiety feel intense and impactful.</w:t>
       </w:r>
     </w:p>
     <w:p>
@@ -51,13 +84,7 @@
         <w:rPr>
           <w:lang w:val="en-US"/>
         </w:rPr>
-        <w:t>Following what the “Visual Studio Code + GitHub Starter Guide” google docs link in the Learn homepage states.</w:t>
-      </w:r>
-      <w:r>
-        <w:rPr>
-          <w:lang w:val="en-US"/>
-        </w:rPr>
-        <w:t xml:space="preserve"> To potentially get the bonus marks, I used AI to generate a design for the splash screen that’s journey or jenga inspired. I chose this generated work because I think it would make a cool introduction page or splash screen and it just looks cool. It has the requirements of jenga and journey inspired because there are jenga blocks and there is a journey quote with “Your journey begins one block at a time” </w:t>
+        <w:t>Process Evidence</w:t>
       </w:r>
     </w:p>
     <w:p>
@@ -66,36 +93,16 @@
           <w:lang w:val="en-US"/>
         </w:rPr>
       </w:pPr>
-    </w:p>
-    <w:p>
-      <w:pPr>
-        <w:rPr>
-          <w:lang w:val="en-US"/>
-        </w:rPr>
-      </w:pPr>
-      <w:r>
-        <w:rPr>
-          <w:lang w:val="en-US"/>
-        </w:rPr>
-        <w:t>Process Evidence</w:t>
-      </w:r>
-    </w:p>
-    <w:p>
-      <w:pPr>
-        <w:rPr>
-          <w:lang w:val="en-US"/>
-        </w:rPr>
-      </w:pPr>
       <w:r>
         <w:rPr>
           <w:noProof/>
           <w:lang w:val="en-US"/>
         </w:rPr>
         <w:drawing>
-          <wp:inline distT="0" distB="0" distL="0" distR="0" wp14:anchorId="021F0E08" wp14:editId="0010A565">
-            <wp:extent cx="4009292" cy="2420997"/>
-            <wp:effectExtent l="0" t="0" r="4445" b="5080"/>
-            <wp:docPr id="1749789709" name="Picture 2" descr="A screenshot of a computer&#10;&#10;AI-generated content may be incorrect."/>
+          <wp:inline distT="0" distB="0" distL="0" distR="0" wp14:anchorId="20982318" wp14:editId="5A54A56C">
+            <wp:extent cx="3728683" cy="2421653"/>
+            <wp:effectExtent l="0" t="0" r="5715" b="4445"/>
+            <wp:docPr id="760354278" name="Picture 1" descr="A screen shot of a computer&#10;&#10;AI-generated content may be incorrect."/>
             <wp:cNvGraphicFramePr>
               <a:graphicFrameLocks xmlns:a="http://schemas.openxmlformats.org/drawingml/2006/main" noChangeAspect="1"/>
             </wp:cNvGraphicFramePr>
@@ -103,7 +110,7 @@
               <a:graphicData uri="http://schemas.openxmlformats.org/drawingml/2006/picture">
                 <pic:pic xmlns:pic="http://schemas.openxmlformats.org/drawingml/2006/picture">
                   <pic:nvPicPr>
-                    <pic:cNvPr id="1749789709" name="Picture 2" descr="A screenshot of a computer&#10;&#10;AI-generated content may be incorrect."/>
+                    <pic:cNvPr id="760354278" name="Picture 1" descr="A screen shot of a computer&#10;&#10;AI-generated content may be incorrect."/>
                     <pic:cNvPicPr/>
                   </pic:nvPicPr>
                   <pic:blipFill>
@@ -121,7 +128,7 @@
                   <pic:spPr>
                     <a:xfrm>
                       <a:off x="0" y="0"/>
-                      <a:ext cx="4036820" cy="2437620"/>
+                      <a:ext cx="3759717" cy="2441808"/>
                     </a:xfrm>
                     <a:prstGeom prst="rect">
                       <a:avLst/>
@@ -139,10 +146,10 @@
           <w:lang w:val="en-US"/>
         </w:rPr>
         <w:drawing>
-          <wp:inline distT="0" distB="0" distL="0" distR="0" wp14:anchorId="49041DCF" wp14:editId="7C37B466">
-            <wp:extent cx="4008755" cy="2603549"/>
-            <wp:effectExtent l="0" t="0" r="4445" b="0"/>
-            <wp:docPr id="877094558" name="Picture 3" descr="A screenshot of a computer&#10;&#10;AI-generated content may be incorrect."/>
+          <wp:inline distT="0" distB="0" distL="0" distR="0" wp14:anchorId="39D91350" wp14:editId="3A6546A9">
+            <wp:extent cx="3697742" cy="2401556"/>
+            <wp:effectExtent l="0" t="0" r="0" b="0"/>
+            <wp:docPr id="1478602239" name="Picture 2" descr="A screenshot of a computer&#10;&#10;AI-generated content may be incorrect."/>
             <wp:cNvGraphicFramePr>
               <a:graphicFrameLocks xmlns:a="http://schemas.openxmlformats.org/drawingml/2006/main" noChangeAspect="1"/>
             </wp:cNvGraphicFramePr>
@@ -150,7 +157,7 @@
               <a:graphicData uri="http://schemas.openxmlformats.org/drawingml/2006/picture">
                 <pic:pic xmlns:pic="http://schemas.openxmlformats.org/drawingml/2006/picture">
                   <pic:nvPicPr>
-                    <pic:cNvPr id="877094558" name="Picture 3" descr="A screenshot of a computer&#10;&#10;AI-generated content may be incorrect."/>
+                    <pic:cNvPr id="1478602239" name="Picture 2" descr="A screenshot of a computer&#10;&#10;AI-generated content may be incorrect."/>
                     <pic:cNvPicPr/>
                   </pic:nvPicPr>
                   <pic:blipFill>
@@ -168,7 +175,7 @@
                   <pic:spPr>
                     <a:xfrm>
                       <a:off x="0" y="0"/>
-                      <a:ext cx="4065158" cy="2640181"/>
+                      <a:ext cx="3772472" cy="2450091"/>
                     </a:xfrm>
                     <a:prstGeom prst="rect">
                       <a:avLst/>
@@ -191,7 +198,6 @@
         <w:rPr>
           <w:lang w:val="en-US"/>
         </w:rPr>
-        <w:lastRenderedPageBreak/>
         <w:t>GenAI Documentation</w:t>
       </w:r>
     </w:p>
@@ -201,13 +207,17 @@
           <w:b/>
           <w:bCs/>
         </w:rPr>
+        <w:lastRenderedPageBreak/>
         <w:t>Date Used</w:t>
       </w:r>
       <w:r>
-        <w:t>:</w:t>
-      </w:r>
-      <w:r>
-        <w:t xml:space="preserve"> January 23, 2026</w:t>
+        <w:t>: January 2</w:t>
+      </w:r>
+      <w:r>
+        <w:t>7</w:t>
+      </w:r>
+      <w:r>
+        <w:t>, 2026</w:t>
       </w:r>
     </w:p>
     <w:p>
@@ -219,10 +229,7 @@
         <w:t>Tool Disclosure</w:t>
       </w:r>
       <w:r>
-        <w:t xml:space="preserve">: </w:t>
-      </w:r>
-      <w:r>
-        <w:t>Gemini 3/Nano Banana Pro</w:t>
+        <w:t>: Gemini 3</w:t>
       </w:r>
     </w:p>
     <w:p>
@@ -234,10 +241,10 @@
         <w:t>Purpose of Use</w:t>
       </w:r>
       <w:r>
-        <w:t xml:space="preserve">: </w:t>
-      </w:r>
-      <w:r>
-        <w:t>I thought AI could do a better job and be more time efficient in designing the splash screen. I also though tthat AI could do a much better job at coding than me, so I used AI in it.</w:t>
+        <w:t xml:space="preserve">: I thought AI could do a better job and be more time efficient in </w:t>
+      </w:r>
+      <w:r>
+        <w:t>coding my vision.</w:t>
       </w:r>
     </w:p>
     <w:p>
@@ -249,10 +256,10 @@
         <w:t>Summary of Interaction</w:t>
       </w:r>
       <w:r>
-        <w:t xml:space="preserve">: </w:t>
-      </w:r>
-      <w:r>
-        <w:t>The tool contributed in writing the code for the project and designing the splash screen</w:t>
+        <w:t>: The tool contributed in writing the code for the project</w:t>
+      </w:r>
+      <w:r>
+        <w:t xml:space="preserve"> and generating summaries of my project.</w:t>
       </w:r>
     </w:p>
     <w:p>
@@ -267,10 +274,19 @@
         <w:t xml:space="preserve">: </w:t>
       </w:r>
       <w:r>
-        <w:t>The images were generated in the wrong aspect ratio, so I had to clarify it to change it.</w:t>
-      </w:r>
-      <w:r>
-        <w:t xml:space="preserve"> </w:t>
+        <w:t>I had a vision for the game and the emotions I</w:t>
+      </w:r>
+      <w:r>
+        <w:rPr>
+          <w:rFonts w:hint="eastAsia"/>
+        </w:rPr>
+        <w:t xml:space="preserve"> wan</w:t>
+      </w:r>
+      <w:r>
+        <w:t>t, so I told the AI what I wanted. For example I wanted the emotion of anxiety, for there to be the purple color and for progressive increase of the emotion in the game. I also asked for a progressive text in the background to symbolize anxiety emotions even more</w:t>
+      </w:r>
+      <w:r>
+        <w:t xml:space="preserve"> and all the instruction/victory/death screens too.</w:t>
       </w:r>
     </w:p>
     <w:p>
@@ -282,13 +298,10 @@
         <w:t>Integrity &amp; Verification Note</w:t>
       </w:r>
       <w:r>
-        <w:t xml:space="preserve">: </w:t>
-      </w:r>
-      <w:r>
-        <w:t>Re-reading the assignment instructions, the work seemed perfect</w:t>
-      </w:r>
-      <w:r>
-        <w:t xml:space="preserve"> </w:t>
+        <w:t xml:space="preserve">: Re-reading the assignment instructions, the work seemed </w:t>
+      </w:r>
+      <w:r>
+        <w:t>fitting of the instructions. In fact, the only flaw would be that I went way beyond the scope of the assignment and added too much to the project.</w:t>
       </w:r>
     </w:p>
     <w:p>
@@ -300,13 +313,10 @@
         <w:t>Scope of GenAI Use</w:t>
       </w:r>
       <w:r>
-        <w:t xml:space="preserve">: </w:t>
-      </w:r>
-      <w:r>
-        <w:t>I wrote the other parts of the documentation such as this process documentation and changed the pathing for the image to load.</w:t>
-      </w:r>
-      <w:r>
-        <w:t xml:space="preserve"> </w:t>
+        <w:t>: I</w:t>
+      </w:r>
+      <w:r>
+        <w:t xml:space="preserve"> used AI to generate all the changes to my code and for some parts of the description. In the documents such as readme.</w:t>
       </w:r>
     </w:p>
     <w:p>
@@ -318,10 +328,7 @@
         <w:t>Limitations or Misfires</w:t>
       </w:r>
       <w:r>
-        <w:t xml:space="preserve">: </w:t>
-      </w:r>
-      <w:r>
-        <w:t>It did perfectly fine.</w:t>
+        <w:t>: It did perfectly fine.</w:t>
       </w:r>
     </w:p>
     <w:p/>
@@ -331,19 +338,17 @@
       </w:r>
     </w:p>
     <w:p>
+      <w:pPr>
+        <w:rPr>
+          <w:lang w:val="en-US"/>
+        </w:rPr>
+      </w:pPr>
       <w:r>
         <w:t xml:space="preserve">AI Transcript: </w:t>
       </w:r>
       <w:r>
-        <w:t>https://gemini.google.com/share/9d1cdec7b9fd</w:t>
-      </w:r>
-    </w:p>
-    <w:p>
-      <w:pPr>
-        <w:rPr>
-          <w:lang w:val="en-US"/>
-        </w:rPr>
-      </w:pPr>
+        <w:t>https://gemini.google.com/share/40af8012bed7</w:t>
+      </w:r>
     </w:p>
     <w:sectPr>
       <w:pgSz w:w="12240" w:h="15840"/>
